--- a/backend/templates/Annexure-D_C1_Template.docx
+++ b/backend/templates/Annexure-D_C1_Template.docx
@@ -1,6 +1,6 @@
 
 <file path=word/document.xml><?xml version="1.0" encoding="utf-8"?>
-<w:document xmlns:wpc="http://schemas.microsoft.com/office/word/2010/wordprocessingCanvas" xmlns:cx="http://schemas.microsoft.com/office/drawing/2014/chartex" xmlns:mc="http://schemas.openxmlformats.org/markup-compatibility/2006" xmlns:o="urn:schemas-microsoft-com:office:office" xmlns:r="http://schemas.openxmlformats.org/officeDocument/2006/relationships" xmlns:m="http://schemas.openxmlformats.org/officeDocument/2006/math" xmlns:v="urn:schemas-microsoft-com:vml" xmlns:wp14="http://schemas.microsoft.com/office/word/2010/wordprocessingDrawing" xmlns:wp="http://schemas.openxmlformats.org/drawingml/2006/wordprocessingDrawing" xmlns:w10="urn:schemas-microsoft-com:office:word" xmlns:w="http://schemas.openxmlformats.org/wordprocessingml/2006/main" xmlns:w14="http://schemas.microsoft.com/office/word/2010/wordml" xmlns:w15="http://schemas.microsoft.com/office/word/2012/wordml" xmlns:w16se="http://schemas.microsoft.com/office/word/2015/wordml/symex" xmlns:wpg="http://schemas.microsoft.com/office/word/2010/wordprocessingGroup" xmlns:wpi="http://schemas.microsoft.com/office/word/2010/wordprocessingInk" xmlns:wne="http://schemas.microsoft.com/office/word/2006/wordml" xmlns:wps="http://schemas.microsoft.com/office/word/2010/wordprocessingShape" mc:Ignorable="w14 w15 w16se wp14">
+<w:document xmlns:wpc="http://schemas.microsoft.com/office/word/2010/wordprocessingCanvas" xmlns:cx="http://schemas.microsoft.com/office/drawing/2014/chartex" xmlns:cx1="http://schemas.microsoft.com/office/drawing/2015/9/8/chartex" xmlns:cx2="http://schemas.microsoft.com/office/drawing/2015/10/21/chartex" xmlns:cx3="http://schemas.microsoft.com/office/drawing/2016/5/9/chartex" xmlns:cx4="http://schemas.microsoft.com/office/drawing/2016/5/10/chartex" xmlns:cx5="http://schemas.microsoft.com/office/drawing/2016/5/11/chartex" xmlns:cx6="http://schemas.microsoft.com/office/drawing/2016/5/12/chartex" xmlns:cx7="http://schemas.microsoft.com/office/drawing/2016/5/13/chartex" xmlns:cx8="http://schemas.microsoft.com/office/drawing/2016/5/14/chartex" xmlns:mc="http://schemas.openxmlformats.org/markup-compatibility/2006" xmlns:aink="http://schemas.microsoft.com/office/drawing/2016/ink" xmlns:am3d="http://schemas.microsoft.com/office/drawing/2017/model3d" xmlns:o="urn:schemas-microsoft-com:office:office" xmlns:oel="http://schemas.microsoft.com/office/2019/extlst" xmlns:r="http://schemas.openxmlformats.org/officeDocument/2006/relationships" xmlns:m="http://schemas.openxmlformats.org/officeDocument/2006/math" xmlns:v="urn:schemas-microsoft-com:vml" xmlns:wp14="http://schemas.microsoft.com/office/word/2010/wordprocessingDrawing" xmlns:wp="http://schemas.openxmlformats.org/drawingml/2006/wordprocessingDrawing" xmlns:w10="urn:schemas-microsoft-com:office:word" xmlns:w="http://schemas.openxmlformats.org/wordprocessingml/2006/main" xmlns:w14="http://schemas.microsoft.com/office/word/2010/wordml" xmlns:w15="http://schemas.microsoft.com/office/word/2012/wordml" xmlns:w16cei="http://schemas.microsoft.com/office/word/2026/wordml/cei" xmlns:w16cex="http://schemas.microsoft.com/office/word/2018/wordml/cex" xmlns:w16cid="http://schemas.microsoft.com/office/word/2016/wordml/cid" xmlns:w16="http://schemas.microsoft.com/office/word/2018/wordml" xmlns:w16du="http://schemas.microsoft.com/office/word/2023/wordml/word16du" xmlns:w16sdtdh="http://schemas.microsoft.com/office/word/2020/wordml/sdtdatahash" xmlns:w16sdtfl="http://schemas.microsoft.com/office/word/2024/wordml/sdtformatlock" xmlns:w16se="http://schemas.microsoft.com/office/word/2015/wordml/symex" xmlns:wpg="http://schemas.microsoft.com/office/word/2010/wordprocessingGroup" xmlns:wpi="http://schemas.microsoft.com/office/word/2010/wordprocessingInk" xmlns:wne="http://schemas.microsoft.com/office/word/2006/wordml" xmlns:wps="http://schemas.microsoft.com/office/word/2010/wordprocessingShape" mc:Ignorable="w14 w15 w16se w16cid w16 w16cex w16sdtdh w16sdtfl w16du wp14">
   <w:body>
     <w:p>
       <w:pPr>
@@ -247,7 +247,7 @@
           <w:tab w:val="center" w:pos="8341"/>
         </w:tabs>
         <w:spacing w:line="276" w:lineRule="auto"/>
-        <w:ind w:left="0" w:right="261" w:hanging="10"/>
+        <w:ind w:left="-10" w:right="261"/>
         <w:jc w:val="both"/>
         <w:rPr>
           <w:rFonts w:ascii="Arial" w:hAnsi="Arial" w:cs="Arial"/>
@@ -678,7 +678,6 @@
         <w:tc>
           <w:tcPr>
             <w:tcW w:w="4536" w:type="dxa"/>
-            <w:shd w:val="clear" w:color="auto" w:fill="auto"/>
           </w:tcPr>
           <w:p>
             <w:pPr>
@@ -1708,17 +1707,7 @@
                 <w:b/>
                 <w:shd w:val="clear" w:color="auto" w:fill="FFFFFF"/>
               </w:rPr>
-              <w:t>[Rel</w:t>
-            </w:r>
-            <w:bookmarkStart w:id="0" w:name="_GoBack"/>
-            <w:bookmarkEnd w:id="0"/>
-            <w:r>
-              <w:rPr>
-                <w:rFonts w:ascii="Arial" w:hAnsi="Arial" w:cs="Arial"/>
-                <w:b/>
-                <w:shd w:val="clear" w:color="auto" w:fill="FFFFFF"/>
-              </w:rPr>
-              <w:t>ation LH1]</w:t>
+              <w:t>[Relation LH1]</w:t>
             </w:r>
           </w:p>
         </w:tc>
@@ -2269,25 +2258,7 @@
                 <w:b/>
                 <w:shd w:val="clear" w:color="auto" w:fill="FFFFFF"/>
               </w:rPr>
-              <w:t xml:space="preserve">[Name as per </w:t>
-            </w:r>
-            <w:proofErr w:type="spellStart"/>
-            <w:r>
-              <w:rPr>
-                <w:rFonts w:ascii="Arial" w:hAnsi="Arial" w:cs="Arial"/>
-                <w:b/>
-                <w:shd w:val="clear" w:color="auto" w:fill="FFFFFF"/>
-              </w:rPr>
-              <w:t>Aadhar</w:t>
-            </w:r>
-            <w:proofErr w:type="spellEnd"/>
-            <w:r>
-              <w:rPr>
-                <w:rFonts w:ascii="Arial" w:hAnsi="Arial" w:cs="Arial"/>
-                <w:b/>
-                <w:shd w:val="clear" w:color="auto" w:fill="FFFFFF"/>
-              </w:rPr>
-              <w:t xml:space="preserve"> LH6</w:t>
+              <w:t>[Name as per Aadhar LH6</w:t>
             </w:r>
             <w:r>
               <w:rPr>
@@ -2445,25 +2416,7 @@
                 <w:b/>
                 <w:shd w:val="clear" w:color="auto" w:fill="FFFFFF"/>
               </w:rPr>
-              <w:t xml:space="preserve">[Name as per </w:t>
-            </w:r>
-            <w:proofErr w:type="spellStart"/>
-            <w:r>
-              <w:rPr>
-                <w:rFonts w:ascii="Arial" w:hAnsi="Arial" w:cs="Arial"/>
-                <w:b/>
-                <w:shd w:val="clear" w:color="auto" w:fill="FFFFFF"/>
-              </w:rPr>
-              <w:t>Aadhar</w:t>
-            </w:r>
-            <w:proofErr w:type="spellEnd"/>
-            <w:r>
-              <w:rPr>
-                <w:rFonts w:ascii="Arial" w:hAnsi="Arial" w:cs="Arial"/>
-                <w:b/>
-                <w:shd w:val="clear" w:color="auto" w:fill="FFFFFF"/>
-              </w:rPr>
-              <w:t xml:space="preserve"> LH7</w:t>
+              <w:t>[Name as per Aadhar LH7</w:t>
             </w:r>
             <w:r>
               <w:rPr>
@@ -2621,25 +2574,7 @@
                 <w:b/>
                 <w:shd w:val="clear" w:color="auto" w:fill="FFFFFF"/>
               </w:rPr>
-              <w:t xml:space="preserve">[Name as per </w:t>
-            </w:r>
-            <w:proofErr w:type="spellStart"/>
-            <w:r>
-              <w:rPr>
-                <w:rFonts w:ascii="Arial" w:hAnsi="Arial" w:cs="Arial"/>
-                <w:b/>
-                <w:shd w:val="clear" w:color="auto" w:fill="FFFFFF"/>
-              </w:rPr>
-              <w:t>Aadhar</w:t>
-            </w:r>
-            <w:proofErr w:type="spellEnd"/>
-            <w:r>
-              <w:rPr>
-                <w:rFonts w:ascii="Arial" w:hAnsi="Arial" w:cs="Arial"/>
-                <w:b/>
-                <w:shd w:val="clear" w:color="auto" w:fill="FFFFFF"/>
-              </w:rPr>
-              <w:t xml:space="preserve"> LH8</w:t>
+              <w:t>[Name as per Aadhar LH8</w:t>
             </w:r>
             <w:r>
               <w:rPr>
@@ -2805,25 +2740,7 @@
                 <w:b/>
                 <w:shd w:val="clear" w:color="auto" w:fill="FFFFFF"/>
               </w:rPr>
-              <w:t xml:space="preserve">[Name as per </w:t>
-            </w:r>
-            <w:proofErr w:type="spellStart"/>
-            <w:r>
-              <w:rPr>
-                <w:rFonts w:ascii="Arial" w:hAnsi="Arial" w:cs="Arial"/>
-                <w:b/>
-                <w:shd w:val="clear" w:color="auto" w:fill="FFFFFF"/>
-              </w:rPr>
-              <w:t>Aadhar</w:t>
-            </w:r>
-            <w:proofErr w:type="spellEnd"/>
-            <w:r>
-              <w:rPr>
-                <w:rFonts w:ascii="Arial" w:hAnsi="Arial" w:cs="Arial"/>
-                <w:b/>
-                <w:shd w:val="clear" w:color="auto" w:fill="FFFFFF"/>
-              </w:rPr>
-              <w:t xml:space="preserve"> LH9</w:t>
+              <w:t>[Name as per Aadhar LH9</w:t>
             </w:r>
             <w:r>
               <w:rPr>
@@ -2981,25 +2898,7 @@
                 <w:b/>
                 <w:shd w:val="clear" w:color="auto" w:fill="FFFFFF"/>
               </w:rPr>
-              <w:t xml:space="preserve">[Name as per </w:t>
-            </w:r>
-            <w:proofErr w:type="spellStart"/>
-            <w:r>
-              <w:rPr>
-                <w:rFonts w:ascii="Arial" w:hAnsi="Arial" w:cs="Arial"/>
-                <w:b/>
-                <w:shd w:val="clear" w:color="auto" w:fill="FFFFFF"/>
-              </w:rPr>
-              <w:t>Aadhar</w:t>
-            </w:r>
-            <w:proofErr w:type="spellEnd"/>
-            <w:r>
-              <w:rPr>
-                <w:rFonts w:ascii="Arial" w:hAnsi="Arial" w:cs="Arial"/>
-                <w:b/>
-                <w:shd w:val="clear" w:color="auto" w:fill="FFFFFF"/>
-              </w:rPr>
-              <w:t xml:space="preserve"> LH10</w:t>
+              <w:t>[Name as per Aadhar LH10</w:t>
             </w:r>
             <w:r>
               <w:rPr>
@@ -3665,7 +3564,7 @@
         </w:rPr>
         <w:t>------------------------</w:t>
       </w:r>
-      <w:bookmarkStart w:id="1" w:name="_Hlk169258738"/>
+      <w:bookmarkStart w:id="0" w:name="_Hlk169258738"/>
       <w:r>
         <w:rPr>
           <w:rFonts w:ascii="Arial" w:eastAsia="Times New Roman" w:hAnsi="Arial" w:cs="Arial"/>
@@ -3675,7 +3574,7 @@
         </w:rPr>
         <w:t>-------</w:t>
       </w:r>
-      <w:bookmarkEnd w:id="1"/>
+      <w:bookmarkEnd w:id="0"/>
       <w:r>
         <w:rPr>
           <w:rFonts w:ascii="Arial" w:eastAsia="Times New Roman" w:hAnsi="Arial" w:cs="Arial"/>
@@ -3882,27 +3781,7 @@
           <w:sz w:val="24"/>
           <w:szCs w:val="24"/>
         </w:rPr>
-        <w:t>&amp;</w:t>
-      </w:r>
-      <w:proofErr w:type="spellStart"/>
-      <w:r>
-        <w:rPr>
-          <w:rFonts w:ascii="Arial" w:eastAsia="Times New Roman" w:hAnsi="Arial" w:cs="Arial"/>
-          <w:color w:val="A6A6A6"/>
-          <w:sz w:val="24"/>
-          <w:szCs w:val="24"/>
-        </w:rPr>
-        <w:t>Regn</w:t>
-      </w:r>
-      <w:proofErr w:type="spellEnd"/>
-      <w:r>
-        <w:rPr>
-          <w:rFonts w:ascii="Arial" w:eastAsia="Times New Roman" w:hAnsi="Arial" w:cs="Arial"/>
-          <w:color w:val="A6A6A6"/>
-          <w:sz w:val="24"/>
-          <w:szCs w:val="24"/>
-        </w:rPr>
-        <w:t>. No.</w:t>
+        <w:t>&amp;Regn. No.</w:t>
       </w:r>
     </w:p>
     <w:p>
@@ -4008,7 +3887,7 @@
 </file>
 
 <file path=word/endnotes.xml><?xml version="1.0" encoding="utf-8"?>
-<w:endnotes xmlns:wpc="http://schemas.microsoft.com/office/word/2010/wordprocessingCanvas" xmlns:cx="http://schemas.microsoft.com/office/drawing/2014/chartex" xmlns:mc="http://schemas.openxmlformats.org/markup-compatibility/2006" xmlns:o="urn:schemas-microsoft-com:office:office" xmlns:r="http://schemas.openxmlformats.org/officeDocument/2006/relationships" xmlns:m="http://schemas.openxmlformats.org/officeDocument/2006/math" xmlns:v="urn:schemas-microsoft-com:vml" xmlns:wp14="http://schemas.microsoft.com/office/word/2010/wordprocessingDrawing" xmlns:wp="http://schemas.openxmlformats.org/drawingml/2006/wordprocessingDrawing" xmlns:w10="urn:schemas-microsoft-com:office:word" xmlns:w="http://schemas.openxmlformats.org/wordprocessingml/2006/main" xmlns:w14="http://schemas.microsoft.com/office/word/2010/wordml" xmlns:w15="http://schemas.microsoft.com/office/word/2012/wordml" xmlns:w16se="http://schemas.microsoft.com/office/word/2015/wordml/symex" xmlns:wpg="http://schemas.microsoft.com/office/word/2010/wordprocessingGroup" xmlns:wpi="http://schemas.microsoft.com/office/word/2010/wordprocessingInk" xmlns:wne="http://schemas.microsoft.com/office/word/2006/wordml" xmlns:wps="http://schemas.microsoft.com/office/word/2010/wordprocessingShape" mc:Ignorable="w14 w15 w16se wp14">
+<w:endnotes xmlns:wpc="http://schemas.microsoft.com/office/word/2010/wordprocessingCanvas" xmlns:cx="http://schemas.microsoft.com/office/drawing/2014/chartex" xmlns:cx1="http://schemas.microsoft.com/office/drawing/2015/9/8/chartex" xmlns:cx2="http://schemas.microsoft.com/office/drawing/2015/10/21/chartex" xmlns:cx3="http://schemas.microsoft.com/office/drawing/2016/5/9/chartex" xmlns:cx4="http://schemas.microsoft.com/office/drawing/2016/5/10/chartex" xmlns:cx5="http://schemas.microsoft.com/office/drawing/2016/5/11/chartex" xmlns:cx6="http://schemas.microsoft.com/office/drawing/2016/5/12/chartex" xmlns:cx7="http://schemas.microsoft.com/office/drawing/2016/5/13/chartex" xmlns:cx8="http://schemas.microsoft.com/office/drawing/2016/5/14/chartex" xmlns:mc="http://schemas.openxmlformats.org/markup-compatibility/2006" xmlns:aink="http://schemas.microsoft.com/office/drawing/2016/ink" xmlns:am3d="http://schemas.microsoft.com/office/drawing/2017/model3d" xmlns:o="urn:schemas-microsoft-com:office:office" xmlns:oel="http://schemas.microsoft.com/office/2019/extlst" xmlns:r="http://schemas.openxmlformats.org/officeDocument/2006/relationships" xmlns:m="http://schemas.openxmlformats.org/officeDocument/2006/math" xmlns:v="urn:schemas-microsoft-com:vml" xmlns:wp14="http://schemas.microsoft.com/office/word/2010/wordprocessingDrawing" xmlns:wp="http://schemas.openxmlformats.org/drawingml/2006/wordprocessingDrawing" xmlns:w10="urn:schemas-microsoft-com:office:word" xmlns:w="http://schemas.openxmlformats.org/wordprocessingml/2006/main" xmlns:w14="http://schemas.microsoft.com/office/word/2010/wordml" xmlns:w15="http://schemas.microsoft.com/office/word/2012/wordml" xmlns:w16cei="http://schemas.microsoft.com/office/word/2026/wordml/cei" xmlns:w16cex="http://schemas.microsoft.com/office/word/2018/wordml/cex" xmlns:w16cid="http://schemas.microsoft.com/office/word/2016/wordml/cid" xmlns:w16="http://schemas.microsoft.com/office/word/2018/wordml" xmlns:w16du="http://schemas.microsoft.com/office/word/2023/wordml/word16du" xmlns:w16sdtdh="http://schemas.microsoft.com/office/word/2020/wordml/sdtdatahash" xmlns:w16sdtfl="http://schemas.microsoft.com/office/word/2024/wordml/sdtformatlock" xmlns:w16se="http://schemas.microsoft.com/office/word/2015/wordml/symex" xmlns:wpg="http://schemas.microsoft.com/office/word/2010/wordprocessingGroup" xmlns:wpi="http://schemas.microsoft.com/office/word/2010/wordprocessingInk" xmlns:wne="http://schemas.microsoft.com/office/word/2006/wordml" xmlns:wps="http://schemas.microsoft.com/office/word/2010/wordprocessingShape" mc:Ignorable="w14 w15 w16se w16cid w16 w16cex w16sdtdh w16sdtfl w16du wp14">
   <w:endnote w:type="separator" w:id="-1">
     <w:p>
       <w:pPr>
@@ -4033,7 +3912,7 @@
 </file>
 
 <file path=word/footer1.xml><?xml version="1.0" encoding="utf-8"?>
-<w:ftr xmlns:wpc="http://schemas.microsoft.com/office/word/2010/wordprocessingCanvas" xmlns:cx="http://schemas.microsoft.com/office/drawing/2014/chartex" xmlns:mc="http://schemas.openxmlformats.org/markup-compatibility/2006" xmlns:o="urn:schemas-microsoft-com:office:office" xmlns:r="http://schemas.openxmlformats.org/officeDocument/2006/relationships" xmlns:m="http://schemas.openxmlformats.org/officeDocument/2006/math" xmlns:v="urn:schemas-microsoft-com:vml" xmlns:wp14="http://schemas.microsoft.com/office/word/2010/wordprocessingDrawing" xmlns:wp="http://schemas.openxmlformats.org/drawingml/2006/wordprocessingDrawing" xmlns:w10="urn:schemas-microsoft-com:office:word" xmlns:w="http://schemas.openxmlformats.org/wordprocessingml/2006/main" xmlns:w14="http://schemas.microsoft.com/office/word/2010/wordml" xmlns:w15="http://schemas.microsoft.com/office/word/2012/wordml" xmlns:w16se="http://schemas.microsoft.com/office/word/2015/wordml/symex" xmlns:wpg="http://schemas.microsoft.com/office/word/2010/wordprocessingGroup" xmlns:wpi="http://schemas.microsoft.com/office/word/2010/wordprocessingInk" xmlns:wne="http://schemas.microsoft.com/office/word/2006/wordml" xmlns:wps="http://schemas.microsoft.com/office/word/2010/wordprocessingShape" mc:Ignorable="w14 w15 w16se wp14">
+<w:ftr xmlns:wpc="http://schemas.microsoft.com/office/word/2010/wordprocessingCanvas" xmlns:cx="http://schemas.microsoft.com/office/drawing/2014/chartex" xmlns:cx1="http://schemas.microsoft.com/office/drawing/2015/9/8/chartex" xmlns:cx2="http://schemas.microsoft.com/office/drawing/2015/10/21/chartex" xmlns:cx3="http://schemas.microsoft.com/office/drawing/2016/5/9/chartex" xmlns:cx4="http://schemas.microsoft.com/office/drawing/2016/5/10/chartex" xmlns:cx5="http://schemas.microsoft.com/office/drawing/2016/5/11/chartex" xmlns:cx6="http://schemas.microsoft.com/office/drawing/2016/5/12/chartex" xmlns:cx7="http://schemas.microsoft.com/office/drawing/2016/5/13/chartex" xmlns:cx8="http://schemas.microsoft.com/office/drawing/2016/5/14/chartex" xmlns:mc="http://schemas.openxmlformats.org/markup-compatibility/2006" xmlns:aink="http://schemas.microsoft.com/office/drawing/2016/ink" xmlns:am3d="http://schemas.microsoft.com/office/drawing/2017/model3d" xmlns:o="urn:schemas-microsoft-com:office:office" xmlns:oel="http://schemas.microsoft.com/office/2019/extlst" xmlns:r="http://schemas.openxmlformats.org/officeDocument/2006/relationships" xmlns:m="http://schemas.openxmlformats.org/officeDocument/2006/math" xmlns:v="urn:schemas-microsoft-com:vml" xmlns:wp14="http://schemas.microsoft.com/office/word/2010/wordprocessingDrawing" xmlns:wp="http://schemas.openxmlformats.org/drawingml/2006/wordprocessingDrawing" xmlns:w10="urn:schemas-microsoft-com:office:word" xmlns:w="http://schemas.openxmlformats.org/wordprocessingml/2006/main" xmlns:w14="http://schemas.microsoft.com/office/word/2010/wordml" xmlns:w15="http://schemas.microsoft.com/office/word/2012/wordml" xmlns:w16cei="http://schemas.microsoft.com/office/word/2026/wordml/cei" xmlns:w16cex="http://schemas.microsoft.com/office/word/2018/wordml/cex" xmlns:w16cid="http://schemas.microsoft.com/office/word/2016/wordml/cid" xmlns:w16="http://schemas.microsoft.com/office/word/2018/wordml" xmlns:w16du="http://schemas.microsoft.com/office/word/2023/wordml/word16du" xmlns:w16sdtdh="http://schemas.microsoft.com/office/word/2020/wordml/sdtdatahash" xmlns:w16sdtfl="http://schemas.microsoft.com/office/word/2024/wordml/sdtformatlock" xmlns:w16se="http://schemas.microsoft.com/office/word/2015/wordml/symex" xmlns:wpg="http://schemas.microsoft.com/office/word/2010/wordprocessingGroup" xmlns:wpi="http://schemas.microsoft.com/office/word/2010/wordprocessingInk" xmlns:wne="http://schemas.microsoft.com/office/word/2006/wordml" xmlns:wps="http://schemas.microsoft.com/office/word/2010/wordprocessingShape" mc:Ignorable="w14 w15 w16se w16cid w16 w16cex w16sdtdh w16sdtfl w16du wp14">
   <w:p>
     <w:pPr>
       <w:pStyle w:val="Footer"/>
@@ -4054,7 +3933,7 @@
 </file>
 
 <file path=word/footnotes.xml><?xml version="1.0" encoding="utf-8"?>
-<w:footnotes xmlns:wpc="http://schemas.microsoft.com/office/word/2010/wordprocessingCanvas" xmlns:cx="http://schemas.microsoft.com/office/drawing/2014/chartex" xmlns:mc="http://schemas.openxmlformats.org/markup-compatibility/2006" xmlns:o="urn:schemas-microsoft-com:office:office" xmlns:r="http://schemas.openxmlformats.org/officeDocument/2006/relationships" xmlns:m="http://schemas.openxmlformats.org/officeDocument/2006/math" xmlns:v="urn:schemas-microsoft-com:vml" xmlns:wp14="http://schemas.microsoft.com/office/word/2010/wordprocessingDrawing" xmlns:wp="http://schemas.openxmlformats.org/drawingml/2006/wordprocessingDrawing" xmlns:w10="urn:schemas-microsoft-com:office:word" xmlns:w="http://schemas.openxmlformats.org/wordprocessingml/2006/main" xmlns:w14="http://schemas.microsoft.com/office/word/2010/wordml" xmlns:w15="http://schemas.microsoft.com/office/word/2012/wordml" xmlns:w16se="http://schemas.microsoft.com/office/word/2015/wordml/symex" xmlns:wpg="http://schemas.microsoft.com/office/word/2010/wordprocessingGroup" xmlns:wpi="http://schemas.microsoft.com/office/word/2010/wordprocessingInk" xmlns:wne="http://schemas.microsoft.com/office/word/2006/wordml" xmlns:wps="http://schemas.microsoft.com/office/word/2010/wordprocessingShape" mc:Ignorable="w14 w15 w16se wp14">
+<w:footnotes xmlns:wpc="http://schemas.microsoft.com/office/word/2010/wordprocessingCanvas" xmlns:cx="http://schemas.microsoft.com/office/drawing/2014/chartex" xmlns:cx1="http://schemas.microsoft.com/office/drawing/2015/9/8/chartex" xmlns:cx2="http://schemas.microsoft.com/office/drawing/2015/10/21/chartex" xmlns:cx3="http://schemas.microsoft.com/office/drawing/2016/5/9/chartex" xmlns:cx4="http://schemas.microsoft.com/office/drawing/2016/5/10/chartex" xmlns:cx5="http://schemas.microsoft.com/office/drawing/2016/5/11/chartex" xmlns:cx6="http://schemas.microsoft.com/office/drawing/2016/5/12/chartex" xmlns:cx7="http://schemas.microsoft.com/office/drawing/2016/5/13/chartex" xmlns:cx8="http://schemas.microsoft.com/office/drawing/2016/5/14/chartex" xmlns:mc="http://schemas.openxmlformats.org/markup-compatibility/2006" xmlns:aink="http://schemas.microsoft.com/office/drawing/2016/ink" xmlns:am3d="http://schemas.microsoft.com/office/drawing/2017/model3d" xmlns:o="urn:schemas-microsoft-com:office:office" xmlns:oel="http://schemas.microsoft.com/office/2019/extlst" xmlns:r="http://schemas.openxmlformats.org/officeDocument/2006/relationships" xmlns:m="http://schemas.openxmlformats.org/officeDocument/2006/math" xmlns:v="urn:schemas-microsoft-com:vml" xmlns:wp14="http://schemas.microsoft.com/office/word/2010/wordprocessingDrawing" xmlns:wp="http://schemas.openxmlformats.org/drawingml/2006/wordprocessingDrawing" xmlns:w10="urn:schemas-microsoft-com:office:word" xmlns:w="http://schemas.openxmlformats.org/wordprocessingml/2006/main" xmlns:w14="http://schemas.microsoft.com/office/word/2010/wordml" xmlns:w15="http://schemas.microsoft.com/office/word/2012/wordml" xmlns:w16cei="http://schemas.microsoft.com/office/word/2026/wordml/cei" xmlns:w16cex="http://schemas.microsoft.com/office/word/2018/wordml/cex" xmlns:w16cid="http://schemas.microsoft.com/office/word/2016/wordml/cid" xmlns:w16="http://schemas.microsoft.com/office/word/2018/wordml" xmlns:w16du="http://schemas.microsoft.com/office/word/2023/wordml/word16du" xmlns:w16sdtdh="http://schemas.microsoft.com/office/word/2020/wordml/sdtdatahash" xmlns:w16sdtfl="http://schemas.microsoft.com/office/word/2024/wordml/sdtformatlock" xmlns:w16se="http://schemas.microsoft.com/office/word/2015/wordml/symex" xmlns:wpg="http://schemas.microsoft.com/office/word/2010/wordprocessingGroup" xmlns:wpi="http://schemas.microsoft.com/office/word/2010/wordprocessingInk" xmlns:wne="http://schemas.microsoft.com/office/word/2006/wordml" xmlns:wps="http://schemas.microsoft.com/office/word/2010/wordprocessingShape" mc:Ignorable="w14 w15 w16se w16cid w16 w16cex w16sdtdh w16sdtfl w16du wp14">
   <w:footnote w:type="separator" w:id="-1">
     <w:p>
       <w:pPr>
@@ -4079,7 +3958,7 @@
 </file>
 
 <file path=word/numbering.xml><?xml version="1.0" encoding="utf-8"?>
-<w:numbering xmlns:wpc="http://schemas.microsoft.com/office/word/2010/wordprocessingCanvas" xmlns:cx="http://schemas.microsoft.com/office/drawing/2014/chartex" xmlns:mc="http://schemas.openxmlformats.org/markup-compatibility/2006" xmlns:o="urn:schemas-microsoft-com:office:office" xmlns:r="http://schemas.openxmlformats.org/officeDocument/2006/relationships" xmlns:m="http://schemas.openxmlformats.org/officeDocument/2006/math" xmlns:v="urn:schemas-microsoft-com:vml" xmlns:wp14="http://schemas.microsoft.com/office/word/2010/wordprocessingDrawing" xmlns:wp="http://schemas.openxmlformats.org/drawingml/2006/wordprocessingDrawing" xmlns:w10="urn:schemas-microsoft-com:office:word" xmlns:w="http://schemas.openxmlformats.org/wordprocessingml/2006/main" xmlns:w14="http://schemas.microsoft.com/office/word/2010/wordml" xmlns:w15="http://schemas.microsoft.com/office/word/2012/wordml" xmlns:w16se="http://schemas.microsoft.com/office/word/2015/wordml/symex" xmlns:wpg="http://schemas.microsoft.com/office/word/2010/wordprocessingGroup" xmlns:wpi="http://schemas.microsoft.com/office/word/2010/wordprocessingInk" xmlns:wne="http://schemas.microsoft.com/office/word/2006/wordml" xmlns:wps="http://schemas.microsoft.com/office/word/2010/wordprocessingShape" mc:Ignorable="w14 w15 w16se wp14">
+<w:numbering xmlns:wpc="http://schemas.microsoft.com/office/word/2010/wordprocessingCanvas" xmlns:cx="http://schemas.microsoft.com/office/drawing/2014/chartex" xmlns:cx1="http://schemas.microsoft.com/office/drawing/2015/9/8/chartex" xmlns:cx2="http://schemas.microsoft.com/office/drawing/2015/10/21/chartex" xmlns:cx3="http://schemas.microsoft.com/office/drawing/2016/5/9/chartex" xmlns:cx4="http://schemas.microsoft.com/office/drawing/2016/5/10/chartex" xmlns:cx5="http://schemas.microsoft.com/office/drawing/2016/5/11/chartex" xmlns:cx6="http://schemas.microsoft.com/office/drawing/2016/5/12/chartex" xmlns:cx7="http://schemas.microsoft.com/office/drawing/2016/5/13/chartex" xmlns:cx8="http://schemas.microsoft.com/office/drawing/2016/5/14/chartex" xmlns:mc="http://schemas.openxmlformats.org/markup-compatibility/2006" xmlns:aink="http://schemas.microsoft.com/office/drawing/2016/ink" xmlns:am3d="http://schemas.microsoft.com/office/drawing/2017/model3d" xmlns:o="urn:schemas-microsoft-com:office:office" xmlns:oel="http://schemas.microsoft.com/office/2019/extlst" xmlns:r="http://schemas.openxmlformats.org/officeDocument/2006/relationships" xmlns:m="http://schemas.openxmlformats.org/officeDocument/2006/math" xmlns:v="urn:schemas-microsoft-com:vml" xmlns:wp14="http://schemas.microsoft.com/office/word/2010/wordprocessingDrawing" xmlns:wp="http://schemas.openxmlformats.org/drawingml/2006/wordprocessingDrawing" xmlns:w10="urn:schemas-microsoft-com:office:word" xmlns:w="http://schemas.openxmlformats.org/wordprocessingml/2006/main" xmlns:w14="http://schemas.microsoft.com/office/word/2010/wordml" xmlns:w15="http://schemas.microsoft.com/office/word/2012/wordml" xmlns:w16cei="http://schemas.microsoft.com/office/word/2026/wordml/cei" xmlns:w16cex="http://schemas.microsoft.com/office/word/2018/wordml/cex" xmlns:w16cid="http://schemas.microsoft.com/office/word/2016/wordml/cid" xmlns:w16="http://schemas.microsoft.com/office/word/2018/wordml" xmlns:w16du="http://schemas.microsoft.com/office/word/2023/wordml/word16du" xmlns:w16sdtdh="http://schemas.microsoft.com/office/word/2020/wordml/sdtdatahash" xmlns:w16sdtfl="http://schemas.microsoft.com/office/word/2024/wordml/sdtformatlock" xmlns:w16se="http://schemas.microsoft.com/office/word/2015/wordml/symex" xmlns:wpg="http://schemas.microsoft.com/office/word/2010/wordprocessingGroup" xmlns:wpi="http://schemas.microsoft.com/office/word/2010/wordprocessingInk" xmlns:wne="http://schemas.microsoft.com/office/word/2006/wordml" xmlns:wps="http://schemas.microsoft.com/office/word/2010/wordprocessingShape" mc:Ignorable="w14 w15 w16se w16cid w16 w16cex w16sdtdh w16sdtfl w16du wp14">
   <w:abstractNum w:abstractNumId="0" w15:restartNumberingAfterBreak="0">
     <w:nsid w:val="0B9E6BD1"/>
     <w:multiLevelType w:val="hybridMultilevel"/>
@@ -6301,71 +6180,71 @@
       </w:pPr>
     </w:lvl>
   </w:abstractNum>
-  <w:num w:numId="1">
+  <w:num w:numId="1" w16cid:durableId="1018040423">
     <w:abstractNumId w:val="14"/>
   </w:num>
-  <w:num w:numId="2">
+  <w:num w:numId="2" w16cid:durableId="1978532062">
     <w:abstractNumId w:val="15"/>
   </w:num>
-  <w:num w:numId="3">
+  <w:num w:numId="3" w16cid:durableId="988828675">
     <w:abstractNumId w:val="2"/>
   </w:num>
-  <w:num w:numId="4">
+  <w:num w:numId="4" w16cid:durableId="139350295">
     <w:abstractNumId w:val="17"/>
   </w:num>
-  <w:num w:numId="5">
+  <w:num w:numId="5" w16cid:durableId="605845517">
     <w:abstractNumId w:val="18"/>
   </w:num>
-  <w:num w:numId="6">
+  <w:num w:numId="6" w16cid:durableId="994836819">
     <w:abstractNumId w:val="10"/>
   </w:num>
-  <w:num w:numId="7">
+  <w:num w:numId="7" w16cid:durableId="980034850">
     <w:abstractNumId w:val="0"/>
   </w:num>
-  <w:num w:numId="8">
+  <w:num w:numId="8" w16cid:durableId="2144736840">
     <w:abstractNumId w:val="16"/>
   </w:num>
-  <w:num w:numId="9">
+  <w:num w:numId="9" w16cid:durableId="1203514485">
     <w:abstractNumId w:val="8"/>
   </w:num>
-  <w:num w:numId="10">
+  <w:num w:numId="10" w16cid:durableId="1797411608">
     <w:abstractNumId w:val="19"/>
   </w:num>
-  <w:num w:numId="11">
+  <w:num w:numId="11" w16cid:durableId="353113577">
     <w:abstractNumId w:val="3"/>
   </w:num>
-  <w:num w:numId="12">
+  <w:num w:numId="12" w16cid:durableId="1139228017">
     <w:abstractNumId w:val="6"/>
   </w:num>
-  <w:num w:numId="13">
+  <w:num w:numId="13" w16cid:durableId="1180464114">
     <w:abstractNumId w:val="13"/>
   </w:num>
-  <w:num w:numId="14">
+  <w:num w:numId="14" w16cid:durableId="583027210">
     <w:abstractNumId w:val="12"/>
   </w:num>
-  <w:num w:numId="15">
+  <w:num w:numId="15" w16cid:durableId="361707773">
     <w:abstractNumId w:val="5"/>
   </w:num>
-  <w:num w:numId="16">
+  <w:num w:numId="16" w16cid:durableId="22370400">
     <w:abstractNumId w:val="4"/>
   </w:num>
-  <w:num w:numId="17">
+  <w:num w:numId="17" w16cid:durableId="1601110514">
     <w:abstractNumId w:val="1"/>
   </w:num>
-  <w:num w:numId="18">
+  <w:num w:numId="18" w16cid:durableId="442725163">
     <w:abstractNumId w:val="11"/>
   </w:num>
-  <w:num w:numId="19">
+  <w:num w:numId="19" w16cid:durableId="1167092411">
     <w:abstractNumId w:val="7"/>
   </w:num>
-  <w:num w:numId="20">
+  <w:num w:numId="20" w16cid:durableId="142045002">
     <w:abstractNumId w:val="9"/>
   </w:num>
 </w:numbering>
 </file>
 
 <file path=word/styles.xml><?xml version="1.0" encoding="utf-8"?>
-<w:styles xmlns:mc="http://schemas.openxmlformats.org/markup-compatibility/2006" xmlns:r="http://schemas.openxmlformats.org/officeDocument/2006/relationships" xmlns:w="http://schemas.openxmlformats.org/wordprocessingml/2006/main" xmlns:w14="http://schemas.microsoft.com/office/word/2010/wordml" xmlns:w15="http://schemas.microsoft.com/office/word/2012/wordml" xmlns:w16se="http://schemas.microsoft.com/office/word/2015/wordml/symex" mc:Ignorable="w14 w15 w16se">
+<w:styles xmlns:mc="http://schemas.openxmlformats.org/markup-compatibility/2006" xmlns:r="http://schemas.openxmlformats.org/officeDocument/2006/relationships" xmlns:w="http://schemas.openxmlformats.org/wordprocessingml/2006/main" xmlns:w14="http://schemas.microsoft.com/office/word/2010/wordml" xmlns:w15="http://schemas.microsoft.com/office/word/2012/wordml" xmlns:w16cex="http://schemas.microsoft.com/office/word/2018/wordml/cex" xmlns:w16cid="http://schemas.microsoft.com/office/word/2016/wordml/cid" xmlns:w16="http://schemas.microsoft.com/office/word/2018/wordml" xmlns:w16du="http://schemas.microsoft.com/office/word/2023/wordml/word16du" xmlns:w16sdtdh="http://schemas.microsoft.com/office/word/2020/wordml/sdtdatahash" xmlns:w16sdtfl="http://schemas.microsoft.com/office/word/2024/wordml/sdtformatlock" xmlns:w16se="http://schemas.microsoft.com/office/word/2015/wordml/symex" mc:Ignorable="w14 w15 w16se w16cid w16 w16cex w16sdtdh w16sdtfl w16du">
   <w:docDefaults>
     <w:rPrDefault>
       <w:rPr>
@@ -6381,7 +6260,7 @@
       </w:pPr>
     </w:pPrDefault>
   </w:docDefaults>
-  <w:latentStyles w:defLockedState="0" w:defUIPriority="99" w:defSemiHidden="0" w:defUnhideWhenUsed="0" w:defQFormat="0" w:count="371">
+  <w:latentStyles w:defLockedState="0" w:defUIPriority="99" w:defSemiHidden="0" w:defUnhideWhenUsed="0" w:defQFormat="0" w:count="376">
     <w:lsdException w:name="Normal" w:uiPriority="0" w:qFormat="1"/>
     <w:lsdException w:name="heading 1" w:uiPriority="9" w:qFormat="1"/>
     <w:lsdException w:name="heading 2" w:semiHidden="1" w:uiPriority="9" w:unhideWhenUsed="1" w:qFormat="1"/>
@@ -6753,6 +6632,11 @@
     <w:lsdException w:name="List Table 5 Dark Accent 6" w:uiPriority="50"/>
     <w:lsdException w:name="List Table 6 Colorful Accent 6" w:uiPriority="51"/>
     <w:lsdException w:name="List Table 7 Colorful Accent 6" w:uiPriority="52"/>
+    <w:lsdException w:name="Mention" w:semiHidden="1" w:unhideWhenUsed="1"/>
+    <w:lsdException w:name="Smart Hyperlink" w:semiHidden="1" w:unhideWhenUsed="1"/>
+    <w:lsdException w:name="Hashtag" w:semiHidden="1" w:unhideWhenUsed="1"/>
+    <w:lsdException w:name="Unresolved Mention" w:semiHidden="1" w:unhideWhenUsed="1"/>
+    <w:lsdException w:name="Smart Link" w:semiHidden="1" w:unhideWhenUsed="1"/>
   </w:latentStyles>
   <w:style w:type="paragraph" w:default="1" w:styleId="Normal">
     <w:name w:val="Normal"/>
